--- a/功能修改请阅读-by顾思源.docx
+++ b/功能修改请阅读-by顾思源.docx
@@ -285,6 +285,11 @@
       </w:r>
     </w:p>
     <w:p>
+      <w:pPr>
+        <w:rPr>
+          <w:rFonts w:hint="eastAsia"/>
+        </w:rPr>
+      </w:pPr>
       <w:r>
         <w:rPr>
           <w:rFonts w:hint="eastAsia"/>
@@ -292,11 +297,18 @@
         <w:t>加快了地图加载速度，将地图保存在本地，无需重复加载地图，减少性能消耗</w:t>
       </w:r>
     </w:p>
-    <w:p/>
+    <w:p>
+      <w:pPr>
+        <w:rPr>
+          <w:rFonts w:hint="eastAsia"/>
+        </w:rPr>
+      </w:pPr>
+    </w:p>
     <w:p>
       <w:pPr>
         <w:rPr>
           <w:rStyle w:val="af4"/>
+          <w:rFonts w:hint="eastAsia"/>
         </w:rPr>
       </w:pPr>
       <w:r>
@@ -307,6 +319,11 @@
       </w:r>
     </w:p>
     <w:p>
+      <w:pPr>
+        <w:rPr>
+          <w:rFonts w:hint="eastAsia"/>
+        </w:rPr>
+      </w:pPr>
       <w:r>
         <w:rPr>
           <w:rFonts w:hint="eastAsia"/>
@@ -315,6 +332,11 @@
       </w:r>
     </w:p>
     <w:p>
+      <w:pPr>
+        <w:rPr>
+          <w:rFonts w:hint="eastAsia"/>
+        </w:rPr>
+      </w:pPr>
       <w:r>
         <w:rPr>
           <w:rFonts w:hint="eastAsia"/>
@@ -347,6 +369,11 @@
       </w:r>
     </w:p>
     <w:p>
+      <w:pPr>
+        <w:rPr>
+          <w:rFonts w:hint="eastAsia"/>
+        </w:rPr>
+      </w:pPr>
       <w:r>
         <w:rPr>
           <w:rFonts w:hint="eastAsia"/>
@@ -380,12 +407,10 @@
       </w:r>
     </w:p>
     <w:p>
-      <w:pPr>
-        <w:rPr>
-          <w:rFonts w:hint="eastAsia"/>
-        </w:rPr>
-      </w:pPr>
-      <w:r>
+      <w:r>
+        <w:rPr>
+          <w:noProof/>
+        </w:rPr>
         <w:drawing>
           <wp:inline distT="0" distB="0" distL="0" distR="0" wp14:anchorId="665FAD63" wp14:editId="02E6BFE4">
             <wp:extent cx="4654496" cy="3762375"/>
@@ -421,6 +446,36 @@
             </a:graphic>
           </wp:inline>
         </w:drawing>
+      </w:r>
+    </w:p>
+    <w:p>
+      <w:r>
+        <w:rPr>
+          <w:rFonts w:hint="eastAsia"/>
+        </w:rPr>
+        <w:lastRenderedPageBreak/>
+        <w:t>修复了样式修改报错冲突问题；</w:t>
+      </w:r>
+    </w:p>
+    <w:p>
+      <w:r>
+        <w:rPr>
+          <w:rFonts w:hint="eastAsia"/>
+        </w:rPr>
+        <w:t>在人物可视化关系中增加了3d视图，在service中增加了代码文件</w:t>
+      </w:r>
+    </w:p>
+    <w:p>
+      <w:pPr>
+        <w:rPr>
+          <w:rFonts w:hint="eastAsia"/>
+        </w:rPr>
+      </w:pPr>
+      <w:r>
+        <w:rPr>
+          <w:rFonts w:hint="eastAsia"/>
+        </w:rPr>
+        <w:t>3D功能目前待完善</w:t>
       </w:r>
     </w:p>
     <w:sectPr>
